--- a/ЛР_4.2/Розбір_ЛР_4.2_по_пунктах.docx
+++ b/ЛР_4.2/Розбір_ЛР_4.2_по_пунктах.docx
@@ -9223,7 +9223,26 @@
           <w:i w:val="0"/>
           <w:sz w:val="21"/>
         </w:rPr>
-        <w:t>Рисунки 2, 4, 5 (3.1, 3.3, 3.4) – усі лінії на нулі. Рисунок 3 (3.2) – курсовий = шляховий (сталі ψ</w:t>
+        <w:t>Рисунки 2, 4 (3.1, 3.3) – усі лінії на нулі. Рисунок 5 (3.4) – зменшена в ≈ 3000 разів копія рисунка 6: осі в десятих частках метра й тисячних частках градуса (Z курсового до 0,69 м); причина – sin(180/57,3) ≠ 0, W</w:t>
+      </w:r>
+      <w:r>
+        <w:rPr>
+          <w:rFonts w:ascii="Times New Roman" w:hAnsi="Times New Roman"/>
+          <w:b w:val="0"/>
+          <w:i w:val="0"/>
+          <w:sz w:val="21"/>
+          <w:vertAlign w:val="subscript"/>
+        </w:rPr>
+        <w:t>z</w:t>
+      </w:r>
+      <w:r>
+        <w:rPr>
+          <w:rFonts w:ascii="Times New Roman" w:hAnsi="Times New Roman"/>
+          <w:b w:val="0"/>
+          <w:i w:val="0"/>
+          <w:sz w:val="21"/>
+        </w:rPr>
+        <w:t xml:space="preserve"> ≈ 0,009 м/с (див. нюанс пункту 3). Рисунок 3 (3.2) – курсовий = шляховий (сталі ψ</w:t>
       </w:r>
       <w:r>
         <w:rPr>
